--- a/3-能力管理/流程制度规范类文件/030101-运维服务能力管理制度.docx
+++ b/3-能力管理/流程制度规范类文件/030101-运维服务能力管理制度.docx
@@ -3527,29 +3527,34 @@
         <w:spacing w:before="232" w:line="219" w:lineRule="auto"/>
         <w:ind w:left="425" w:leftChars="0" w:hanging="425" w:firstLineChars="0"/>
         <w:rPr>
-          <w:sz w:val="24"/>
-          <w:szCs w:val="24"/>
-        </w:rPr>
-      </w:pPr>
-      <w:r>
-        <w:rPr>
           <w:spacing w:val="-2"/>
           <w:sz w:val="24"/>
           <w:szCs w:val="24"/>
         </w:rPr>
+      </w:pPr>
+      <w:r>
+        <w:rPr>
+          <w:spacing w:val="-2"/>
+          <w:sz w:val="24"/>
+          <w:szCs w:val="24"/>
+        </w:rPr>
         <w:t>负责年度服务能力计划工作中技术内容的编制。</w:t>
       </w:r>
     </w:p>
     <w:p>
       <w:pPr>
-        <w:pStyle w:val="29"/>
+        <w:pStyle w:val="12"/>
         <w:numPr>
           <w:ilvl w:val="0"/>
           <w:numId w:val="7"/>
         </w:numPr>
+        <w:spacing w:before="232" w:line="219" w:lineRule="auto"/>
         <w:ind w:left="425" w:leftChars="0" w:hanging="425" w:firstLineChars="0"/>
         <w:rPr>
           <w:rFonts w:hint="eastAsia"/>
+          <w:spacing w:val="-2"/>
+          <w:sz w:val="24"/>
+          <w:szCs w:val="24"/>
           <w:lang w:val="en-US" w:eastAsia="zh-CN"/>
         </w:rPr>
       </w:pPr>
@@ -3560,6 +3565,16 @@
           <w:szCs w:val="24"/>
         </w:rPr>
         <w:t>负责年度服务能力计划中技术相关工作的执行</w:t>
+      </w:r>
+      <w:r>
+        <w:rPr>
+          <w:rFonts w:hint="eastAsia" w:eastAsia="宋体"/>
+          <w:spacing w:val="-2"/>
+          <w:sz w:val="24"/>
+          <w:szCs w:val="24"/>
+          <w:lang w:eastAsia="zh-CN"/>
+        </w:rPr>
+        <w:t>。</w:t>
       </w:r>
     </w:p>
     <w:p>
@@ -3588,7 +3603,7 @@
           <w:ilvl w:val="0"/>
           <w:numId w:val="8"/>
         </w:numPr>
-        <w:spacing w:before="232" w:line="219" w:lineRule="auto"/>
+        <w:spacing w:before="232" w:line="360" w:lineRule="auto"/>
         <w:ind w:left="425" w:leftChars="0" w:hanging="425" w:firstLineChars="0"/>
         <w:rPr>
           <w:sz w:val="24"/>
@@ -3629,6 +3644,7 @@
           <w:ilvl w:val="0"/>
           <w:numId w:val="8"/>
         </w:numPr>
+        <w:spacing w:line="360" w:lineRule="auto"/>
         <w:ind w:left="425" w:leftChars="0" w:hanging="425" w:firstLineChars="0"/>
         <w:rPr>
           <w:rFonts w:hint="eastAsia"/>
@@ -3660,6 +3676,16 @@
           <w:szCs w:val="24"/>
         </w:rPr>
         <w:t>相关工作的执行</w:t>
+      </w:r>
+      <w:r>
+        <w:rPr>
+          <w:rFonts w:hint="eastAsia"/>
+          <w:spacing w:val="-2"/>
+          <w:sz w:val="24"/>
+          <w:szCs w:val="24"/>
+          <w:lang w:eastAsia="zh-CN"/>
+        </w:rPr>
+        <w:t>。</w:t>
       </w:r>
     </w:p>
     <w:p>
@@ -3807,7 +3833,17 @@
           <w:sz w:val="22"/>
           <w:szCs w:val="22"/>
         </w:rPr>
-        <w:t>下年度公司在人员、技术、资源和过程领域的能力规划。</w:t>
+        <w:t>下年度公司在人员、技术、资源和过程领域的</w:t>
+      </w:r>
+      <w:bookmarkStart w:id="34" w:name="_GoBack"/>
+      <w:bookmarkEnd w:id="34"/>
+      <w:r>
+        <w:rPr>
+          <w:spacing w:val="-1"/>
+          <w:sz w:val="22"/>
+          <w:szCs w:val="22"/>
+        </w:rPr>
+        <w:t>能力规划。</w:t>
       </w:r>
     </w:p>
     <w:p>
@@ -4279,8 +4315,6 @@
         </w:rPr>
         <w:t>服务能力</w:t>
       </w:r>
-      <w:bookmarkStart w:id="34" w:name="_GoBack"/>
-      <w:bookmarkEnd w:id="34"/>
       <w:r>
         <w:t>指标体系》</w:t>
       </w:r>
@@ -4678,6 +4712,23 @@
     </w:lvl>
   </w:abstractNum>
   <w:abstractNum w:abstractNumId="6">
+    <w:nsid w:val="FBAEE6C9"/>
+    <w:multiLevelType w:val="singleLevel"/>
+    <w:tmpl w:val="FBAEE6C9"/>
+    <w:lvl w:ilvl="0" w:tentative="0">
+      <w:start w:val="1"/>
+      <w:numFmt w:val="decimal"/>
+      <w:lvlText w:val="%1."/>
+      <w:lvlJc w:val="left"/>
+      <w:pPr>
+        <w:ind w:left="425" w:hanging="425"/>
+      </w:pPr>
+      <w:rPr>
+        <w:rFonts w:hint="default"/>
+      </w:rPr>
+    </w:lvl>
+  </w:abstractNum>
+  <w:abstractNum w:abstractNumId="7">
     <w:nsid w:val="1BF71FDC"/>
     <w:multiLevelType w:val="singleLevel"/>
     <w:tmpl w:val="1BF71FDC"/>
@@ -4694,7 +4745,7 @@
       </w:rPr>
     </w:lvl>
   </w:abstractNum>
-  <w:abstractNum w:abstractNumId="7">
+  <w:abstractNum w:abstractNumId="8">
     <w:nsid w:val="2EB7E365"/>
     <w:multiLevelType w:val="singleLevel"/>
     <w:tmpl w:val="2EB7E365"/>
@@ -4711,27 +4762,10 @@
       </w:rPr>
     </w:lvl>
   </w:abstractNum>
-  <w:abstractNum w:abstractNumId="8">
+  <w:abstractNum w:abstractNumId="9">
     <w:nsid w:val="4AEEBF3E"/>
     <w:multiLevelType w:val="singleLevel"/>
     <w:tmpl w:val="4AEEBF3E"/>
-    <w:lvl w:ilvl="0" w:tentative="0">
-      <w:start w:val="1"/>
-      <w:numFmt w:val="decimal"/>
-      <w:lvlText w:val="%1."/>
-      <w:lvlJc w:val="left"/>
-      <w:pPr>
-        <w:ind w:left="425" w:hanging="425"/>
-      </w:pPr>
-      <w:rPr>
-        <w:rFonts w:hint="default"/>
-      </w:rPr>
-    </w:lvl>
-  </w:abstractNum>
-  <w:abstractNum w:abstractNumId="9">
-    <w:nsid w:val="4F3DDE0F"/>
-    <w:multiLevelType w:val="singleLevel"/>
-    <w:tmpl w:val="4F3DDE0F"/>
     <w:lvl w:ilvl="0" w:tentative="0">
       <w:start w:val="1"/>
       <w:numFmt w:val="decimal"/>
@@ -4749,7 +4783,7 @@
     <w:abstractNumId w:val="0"/>
   </w:num>
   <w:num w:numId="2">
-    <w:abstractNumId w:val="8"/>
+    <w:abstractNumId w:val="9"/>
   </w:num>
   <w:num w:numId="3">
     <w:abstractNumId w:val="1"/>
@@ -4758,19 +4792,19 @@
     <w:abstractNumId w:val="3"/>
   </w:num>
   <w:num w:numId="5">
-    <w:abstractNumId w:val="6"/>
+    <w:abstractNumId w:val="7"/>
   </w:num>
   <w:num w:numId="6">
     <w:abstractNumId w:val="2"/>
   </w:num>
   <w:num w:numId="7">
-    <w:abstractNumId w:val="9"/>
+    <w:abstractNumId w:val="6"/>
   </w:num>
   <w:num w:numId="8">
     <w:abstractNumId w:val="4"/>
   </w:num>
   <w:num w:numId="9">
-    <w:abstractNumId w:val="7"/>
+    <w:abstractNumId w:val="8"/>
   </w:num>
   <w:num w:numId="10">
     <w:abstractNumId w:val="5"/>
